--- a/template.docx
+++ b/template.docx
@@ -6,16 +6,16 @@
       <w:pPr>
         <w:rPr>
           <w:rFonts w:hint="default"/>
-          <w:sz w:val="18"/>
-          <w:szCs w:val="18"/>
+          <w:sz w:val="15"/>
+          <w:szCs w:val="15"/>
           <w:lang w:val="ru-RU"/>
         </w:rPr>
       </w:pPr>
       <w:r>
         <w:rPr>
           <w:rFonts w:hint="default"/>
-          <w:sz w:val="18"/>
-          <w:szCs w:val="18"/>
+          <w:sz w:val="15"/>
+          <w:szCs w:val="15"/>
           <w:lang w:val="ru-RU"/>
         </w:rPr>
         <w:t>Шаблон</w:t>
